--- a/proposal/synergistic/templates/synergistic_min.docx
+++ b/proposal/synergistic/templates/synergistic_min.docx
@@ -239,71 +239,131 @@
       </w:pPr>
       <w:r>
         <w:rPr>
-          <w:rFonts w:ascii="Times New Roman" w:hAnsi="Times New Roman" w:cs="Times New Roman"/>
+          <w:rFonts w:ascii="Times New Roman" w:hAnsi="Times New Roman"/>
           <w:b/>
           <w:bCs/>
           <w:sz w:val="24"/>
           <w:szCs w:val="24"/>
         </w:rPr>
-        <w:t xml:space="preserve">Conference co-Chair: </w:t>
-      </w:r>
-      <w:r>
-        <w:rPr>
-          <w:rFonts w:ascii="Times New Roman" w:hAnsi="Times New Roman" w:cs="Times New Roman"/>
-          <w:sz w:val="24"/>
-          <w:szCs w:val="24"/>
-        </w:rPr>
-        <w:t>Serve as co-chair for the bi-annual Copper Mountain Conference on Iterative Methods, since 2022</w:t>
-      </w:r>
-      <w:r>
-        <w:rPr>
-          <w:rFonts w:ascii="Times New Roman" w:hAnsi="Times New Roman" w:cs="Times New Roman"/>
-          <w:sz w:val="24"/>
-          <w:szCs w:val="24"/>
-        </w:rPr>
-        <w:t xml:space="preserve"> (now Colorado Conference on Iterative and Multigrid Methods)</w:t>
-      </w:r>
-      <w:r>
-        <w:rPr>
-          <w:rFonts w:ascii="Times New Roman" w:hAnsi="Times New Roman" w:cs="Times New Roman"/>
-          <w:sz w:val="24"/>
-          <w:szCs w:val="24"/>
-        </w:rPr>
-        <w:t xml:space="preserve">.  The conference series is the leading venue for research on multigrid and iterative </w:t>
-      </w:r>
-      <w:proofErr w:type="gramStart"/>
-      <w:r>
-        <w:rPr>
-          <w:rFonts w:ascii="Times New Roman" w:hAnsi="Times New Roman" w:cs="Times New Roman"/>
-          <w:sz w:val="24"/>
-          <w:szCs w:val="24"/>
-        </w:rPr>
-        <w:t>methods</w:t>
-      </w:r>
-      <w:r>
-        <w:rPr>
-          <w:rFonts w:ascii="Times New Roman" w:hAnsi="Times New Roman" w:cs="Times New Roman"/>
-          <w:sz w:val="24"/>
-          <w:szCs w:val="24"/>
-        </w:rPr>
-        <w:t>,</w:t>
-      </w:r>
-      <w:r>
-        <w:rPr>
-          <w:rFonts w:ascii="Times New Roman" w:hAnsi="Times New Roman" w:cs="Times New Roman"/>
-          <w:sz w:val="24"/>
-          <w:szCs w:val="24"/>
-        </w:rPr>
-        <w:t xml:space="preserve"> and</w:t>
-      </w:r>
-      <w:proofErr w:type="gramEnd"/>
-      <w:r>
-        <w:rPr>
-          <w:rFonts w:ascii="Times New Roman" w:hAnsi="Times New Roman" w:cs="Times New Roman"/>
-          <w:sz w:val="24"/>
-          <w:szCs w:val="24"/>
-        </w:rPr>
-        <w:t xml:space="preserve"> includes strong participation from DOE laboratories.</w:t>
+        <w:t>Developer:</w:t>
+      </w:r>
+      <w:r>
+        <w:rPr>
+          <w:rFonts w:ascii="Times New Roman" w:hAnsi="Times New Roman"/>
+          <w:sz w:val="24"/>
+          <w:szCs w:val="24"/>
+        </w:rPr>
+        <w:t xml:space="preserve"> </w:t>
+      </w:r>
+      <w:r>
+        <w:rPr>
+          <w:rFonts w:ascii="Times New Roman" w:hAnsi="Times New Roman"/>
+          <w:color w:val="000000"/>
+          <w:sz w:val="24"/>
+          <w:szCs w:val="24"/>
+        </w:rPr>
+        <w:t xml:space="preserve">Author of </w:t>
+      </w:r>
+      <w:r>
+        <w:rPr>
+          <w:rFonts w:ascii="Times New Roman" w:hAnsi="Times New Roman"/>
+          <w:sz w:val="24"/>
+          <w:szCs w:val="24"/>
+        </w:rPr>
+        <w:t>the spectral element codes for electromagnetics (</w:t>
+      </w:r>
+      <w:proofErr w:type="spellStart"/>
+      <w:r>
+        <w:rPr>
+          <w:rFonts w:ascii="Times New Roman" w:hAnsi="Times New Roman"/>
+          <w:sz w:val="24"/>
+          <w:szCs w:val="24"/>
+        </w:rPr>
+        <w:t>NekCEM</w:t>
+      </w:r>
+      <w:proofErr w:type="spellEnd"/>
+      <w:r>
+        <w:rPr>
+          <w:rFonts w:ascii="Times New Roman" w:hAnsi="Times New Roman"/>
+          <w:sz w:val="24"/>
+          <w:szCs w:val="24"/>
+        </w:rPr>
+        <w:t>) and high-order lattice-Boltzmann methods (</w:t>
+      </w:r>
+      <w:proofErr w:type="spellStart"/>
+      <w:r>
+        <w:rPr>
+          <w:rFonts w:ascii="Times New Roman" w:hAnsi="Times New Roman"/>
+          <w:sz w:val="24"/>
+          <w:szCs w:val="24"/>
+        </w:rPr>
+        <w:t>NekLBM</w:t>
+      </w:r>
+      <w:proofErr w:type="spellEnd"/>
+      <w:r>
+        <w:rPr>
+          <w:rFonts w:ascii="Times New Roman" w:hAnsi="Times New Roman"/>
+          <w:sz w:val="24"/>
+          <w:szCs w:val="24"/>
+        </w:rPr>
+        <w:t>)</w:t>
+      </w:r>
+      <w:r>
+        <w:rPr>
+          <w:rFonts w:ascii="Times New Roman" w:hAnsi="Times New Roman"/>
+          <w:sz w:val="24"/>
+          <w:szCs w:val="24"/>
+        </w:rPr>
+        <w:t>;</w:t>
+      </w:r>
+      <w:r>
+        <w:rPr>
+          <w:rFonts w:ascii="Times New Roman" w:hAnsi="Times New Roman"/>
+          <w:sz w:val="24"/>
+          <w:szCs w:val="24"/>
+        </w:rPr>
+        <w:t xml:space="preserve"> a contributor for fluid-thermal transport</w:t>
+      </w:r>
+      <w:r>
+        <w:rPr>
+          <w:rFonts w:ascii="Times New Roman" w:hAnsi="Times New Roman"/>
+          <w:sz w:val="24"/>
+          <w:szCs w:val="24"/>
+        </w:rPr>
+        <w:t xml:space="preserve"> </w:t>
+      </w:r>
+      <w:r>
+        <w:rPr>
+          <w:rFonts w:ascii="Times New Roman" w:hAnsi="Times New Roman"/>
+          <w:sz w:val="24"/>
+          <w:szCs w:val="24"/>
+        </w:rPr>
+        <w:t>(Nek5000/RS).</w:t>
+      </w:r>
+      <w:r>
+        <w:rPr>
+          <w:rFonts w:ascii="Times New Roman" w:hAnsi="Times New Roman"/>
+          <w:sz w:val="24"/>
+          <w:szCs w:val="24"/>
+        </w:rPr>
+        <w:t xml:space="preserve"> I </w:t>
+      </w:r>
+      <w:r>
+        <w:rPr>
+          <w:rFonts w:ascii="Times New Roman" w:hAnsi="Times New Roman" w:cs="Times New Roman"/>
+          <w:color w:val="000000"/>
+          <w:sz w:val="24"/>
+          <w:szCs w:val="24"/>
+        </w:rPr>
+        <w:t xml:space="preserve">led the scaling efforts for Nek5000/RS, with problems exceeding two billion spectral elements on DOE’s OLCF and ALCF platforms. </w:t>
+      </w:r>
+      <w:r>
+        <w:rPr>
+          <w:rFonts w:ascii="Times New Roman" w:hAnsi="Times New Roman"/>
+          <w:sz w:val="24"/>
+          <w:szCs w:val="24"/>
+        </w:rPr>
+        <w:t>My software developments have been recognized with 2023 Gordon Bell Finalist and 2023/2022/2016 R&amp;D100 Awards</w:t>
       </w:r>
     </w:p>
     <w:p>
@@ -329,49 +389,103 @@
           <w:sz w:val="24"/>
           <w:szCs w:val="24"/>
         </w:rPr>
-        <w:t xml:space="preserve">Curriculum development: </w:t>
-      </w:r>
-      <w:r>
-        <w:rPr>
-          <w:rFonts w:ascii="Times New Roman" w:hAnsi="Times New Roman" w:cs="Times New Roman"/>
-          <w:sz w:val="24"/>
-          <w:szCs w:val="24"/>
-        </w:rPr>
-        <w:t xml:space="preserve">Piloted a new course on </w:t>
-      </w:r>
-      <w:r>
-        <w:rPr>
-          <w:rFonts w:ascii="Times New Roman" w:hAnsi="Times New Roman" w:cs="Times New Roman"/>
-          <w:i/>
-          <w:iCs/>
-          <w:sz w:val="24"/>
-          <w:szCs w:val="24"/>
-        </w:rPr>
-        <w:t>Scientific Machine Learning</w:t>
-      </w:r>
-      <w:r>
-        <w:rPr>
-          <w:rFonts w:ascii="Times New Roman" w:hAnsi="Times New Roman" w:cs="Times New Roman"/>
-          <w:sz w:val="24"/>
-          <w:szCs w:val="24"/>
-        </w:rPr>
-        <w:t xml:space="preserve"> in cooperation with the Departments of Computer Science and the Department of Mechanical Science and Engineering at the University of Illinois Urbana-Champaign.  The course surveys new methods and underlying theory for the rapidly expanding treatment of machine learning in the context of scientific simulation.</w:t>
-      </w:r>
-      <w:r>
-        <w:rPr>
-          <w:rFonts w:ascii="Times New Roman" w:hAnsi="Times New Roman" w:cs="Times New Roman"/>
-          <w:sz w:val="24"/>
-          <w:szCs w:val="24"/>
-        </w:rPr>
-        <w:t xml:space="preserve">  The course was anchored by a project that included milestones, data management plans, and presentations over the course of the semester.</w:t>
-      </w:r>
-      <w:r>
-        <w:rPr>
-          <w:rFonts w:ascii="Times New Roman" w:hAnsi="Times New Roman" w:cs="Times New Roman"/>
-          <w:sz w:val="24"/>
-          <w:szCs w:val="24"/>
-        </w:rPr>
-        <w:t xml:space="preserve">  It has been offered as recently as Spring 2026.</w:t>
+        <w:t xml:space="preserve">Argonne </w:t>
+      </w:r>
+      <w:proofErr w:type="gramStart"/>
+      <w:r>
+        <w:rPr>
+          <w:rFonts w:ascii="Times New Roman" w:hAnsi="Times New Roman" w:cs="Times New Roman"/>
+          <w:b/>
+          <w:bCs/>
+          <w:sz w:val="24"/>
+          <w:szCs w:val="24"/>
+        </w:rPr>
+        <w:t>Lead</w:t>
+      </w:r>
+      <w:proofErr w:type="gramEnd"/>
+      <w:r>
+        <w:rPr>
+          <w:rFonts w:ascii="Times New Roman" w:hAnsi="Times New Roman" w:cs="Times New Roman"/>
+          <w:b/>
+          <w:bCs/>
+          <w:sz w:val="24"/>
+          <w:szCs w:val="24"/>
+        </w:rPr>
+        <w:t xml:space="preserve">: </w:t>
+      </w:r>
+      <w:r>
+        <w:rPr>
+          <w:rFonts w:ascii="Times New Roman" w:hAnsi="Times New Roman" w:cs="Times New Roman"/>
+          <w:color w:val="000000"/>
+          <w:sz w:val="24"/>
+          <w:szCs w:val="24"/>
+        </w:rPr>
+        <w:t xml:space="preserve">DOE’s Exascale Computing Project (ECP) </w:t>
+      </w:r>
+      <w:r>
+        <w:rPr>
+          <w:rFonts w:ascii="Times New Roman" w:hAnsi="Times New Roman" w:cs="Times New Roman"/>
+          <w:color w:val="000000"/>
+          <w:sz w:val="24"/>
+          <w:szCs w:val="24"/>
+        </w:rPr>
+        <w:t xml:space="preserve">Co-design </w:t>
+      </w:r>
+      <w:r>
+        <w:rPr>
+          <w:rFonts w:ascii="Times New Roman" w:hAnsi="Times New Roman" w:cs="Times New Roman"/>
+          <w:color w:val="000000"/>
+          <w:sz w:val="24"/>
+          <w:szCs w:val="24"/>
+        </w:rPr>
+        <w:t>Center for Efficient Exascale</w:t>
+      </w:r>
+      <w:r>
+        <w:rPr>
+          <w:rFonts w:ascii="Times New Roman" w:hAnsi="Times New Roman" w:cs="Times New Roman"/>
+          <w:color w:val="000000"/>
+          <w:sz w:val="24"/>
+          <w:szCs w:val="24"/>
+        </w:rPr>
+        <w:t xml:space="preserve"> </w:t>
+      </w:r>
+      <w:proofErr w:type="spellStart"/>
+      <w:r>
+        <w:rPr>
+          <w:rFonts w:ascii="Times New Roman" w:hAnsi="Times New Roman" w:cs="Times New Roman"/>
+          <w:color w:val="000000"/>
+          <w:sz w:val="24"/>
+          <w:szCs w:val="24"/>
+        </w:rPr>
+        <w:t>Discretizations</w:t>
+      </w:r>
+      <w:proofErr w:type="spellEnd"/>
+      <w:r>
+        <w:rPr>
+          <w:rFonts w:ascii="Times New Roman" w:hAnsi="Times New Roman" w:cs="Times New Roman"/>
+          <w:color w:val="000000"/>
+          <w:sz w:val="24"/>
+          <w:szCs w:val="24"/>
+        </w:rPr>
+        <w:t xml:space="preserve"> </w:t>
+      </w:r>
+      <w:r>
+        <w:rPr>
+          <w:rFonts w:ascii="Times New Roman" w:hAnsi="Times New Roman" w:cs="Times New Roman"/>
+          <w:color w:val="000000"/>
+          <w:sz w:val="24"/>
+          <w:szCs w:val="24"/>
+        </w:rPr>
+        <w:t>(CEED)</w:t>
+      </w:r>
+      <w:r>
+        <w:rPr>
+          <w:rFonts w:ascii="Times New Roman" w:hAnsi="Times New Roman" w:cs="Times New Roman"/>
+          <w:color w:val="000000"/>
+          <w:sz w:val="24"/>
+          <w:szCs w:val="24"/>
+        </w:rPr>
+        <w:t>, 2017-2023.</w:t>
       </w:r>
     </w:p>
     <w:p>
@@ -397,41 +511,81 @@
           <w:sz w:val="24"/>
           <w:szCs w:val="24"/>
         </w:rPr>
-        <w:t xml:space="preserve">Tool developer: </w:t>
-      </w:r>
-      <w:r>
-        <w:rPr>
-          <w:rFonts w:ascii="Times New Roman" w:hAnsi="Times New Roman" w:cs="Times New Roman"/>
-          <w:sz w:val="24"/>
-          <w:szCs w:val="24"/>
-        </w:rPr>
-        <w:t>Lead</w:t>
-      </w:r>
-      <w:r>
-        <w:rPr>
-          <w:rFonts w:ascii="Times New Roman" w:hAnsi="Times New Roman" w:cs="Times New Roman"/>
-          <w:sz w:val="24"/>
-          <w:szCs w:val="24"/>
-        </w:rPr>
-        <w:t xml:space="preserve"> the development of the </w:t>
-      </w:r>
-      <w:proofErr w:type="spellStart"/>
-      <w:r>
-        <w:rPr>
-          <w:rFonts w:ascii="Times New Roman" w:hAnsi="Times New Roman" w:cs="Times New Roman"/>
-          <w:sz w:val="24"/>
-          <w:szCs w:val="24"/>
-        </w:rPr>
-        <w:t>PyAMG</w:t>
-      </w:r>
-      <w:proofErr w:type="spellEnd"/>
-      <w:r>
-        <w:rPr>
-          <w:rFonts w:ascii="Times New Roman" w:hAnsi="Times New Roman" w:cs="Times New Roman"/>
-          <w:sz w:val="24"/>
-          <w:szCs w:val="24"/>
-        </w:rPr>
-        <w:t xml:space="preserve"> project, a Python package of algebraic multigrid methods.  The package has been used in courses, other Python packages, and research works.</w:t>
+        <w:t>Thrust Lead</w:t>
+      </w:r>
+      <w:r>
+        <w:rPr>
+          <w:rFonts w:ascii="Times New Roman" w:hAnsi="Times New Roman" w:cs="Times New Roman"/>
+          <w:b/>
+          <w:bCs/>
+          <w:sz w:val="24"/>
+          <w:szCs w:val="24"/>
+        </w:rPr>
+        <w:t>:</w:t>
+      </w:r>
+      <w:r>
+        <w:rPr>
+          <w:rFonts w:ascii="Times New Roman" w:hAnsi="Times New Roman" w:cs="Times New Roman"/>
+          <w:b/>
+          <w:bCs/>
+          <w:sz w:val="24"/>
+          <w:szCs w:val="24"/>
+        </w:rPr>
+        <w:t xml:space="preserve"> </w:t>
+      </w:r>
+      <w:r>
+        <w:rPr>
+          <w:rFonts w:ascii="Times New Roman" w:hAnsi="Times New Roman" w:cs="Times New Roman"/>
+          <w:color w:val="000000"/>
+          <w:sz w:val="24"/>
+          <w:szCs w:val="24"/>
+        </w:rPr>
+        <w:t xml:space="preserve">HPC Modeling and Simulation </w:t>
+      </w:r>
+      <w:r>
+        <w:rPr>
+          <w:rFonts w:ascii="Times New Roman" w:hAnsi="Times New Roman" w:cs="Times New Roman"/>
+          <w:color w:val="000000"/>
+          <w:sz w:val="24"/>
+          <w:szCs w:val="24"/>
+        </w:rPr>
+        <w:t xml:space="preserve">Thrust </w:t>
+      </w:r>
+      <w:r>
+        <w:rPr>
+          <w:rFonts w:ascii="Times New Roman" w:hAnsi="Times New Roman" w:cs="Times New Roman"/>
+          <w:color w:val="000000"/>
+          <w:sz w:val="24"/>
+          <w:szCs w:val="24"/>
+        </w:rPr>
+        <w:t>under the DOE ASCR project</w:t>
+      </w:r>
+      <w:r>
+        <w:rPr>
+          <w:rFonts w:ascii="Times New Roman" w:hAnsi="Times New Roman" w:cs="Times New Roman"/>
+          <w:color w:val="000000"/>
+          <w:sz w:val="24"/>
+          <w:szCs w:val="24"/>
+        </w:rPr>
+        <w:t xml:space="preserve"> on </w:t>
+      </w:r>
+      <w:r>
+        <w:rPr>
+          <w:rFonts w:ascii="Times New Roman" w:hAnsi="Times New Roman" w:cs="Times New Roman"/>
+          <w:color w:val="000000"/>
+          <w:sz w:val="24"/>
+          <w:szCs w:val="24"/>
+        </w:rPr>
+        <w:t>Energy Efficient Computing: A Holistic Methodology</w:t>
+      </w:r>
+      <w:r>
+        <w:rPr>
+          <w:rFonts w:ascii="Times New Roman" w:hAnsi="Times New Roman" w:cs="Times New Roman"/>
+          <w:color w:val="000000"/>
+          <w:sz w:val="24"/>
+          <w:szCs w:val="24"/>
+        </w:rPr>
+        <w:t>, 2024-2030.</w:t>
       </w:r>
     </w:p>
     <w:p>
@@ -457,41 +611,143 @@
           <w:sz w:val="24"/>
           <w:szCs w:val="24"/>
         </w:rPr>
-        <w:t xml:space="preserve">Administration: </w:t>
-      </w:r>
-      <w:r>
-        <w:rPr>
-          <w:rFonts w:ascii="Times New Roman" w:hAnsi="Times New Roman" w:cs="Times New Roman"/>
-          <w:sz w:val="24"/>
-          <w:szCs w:val="24"/>
-        </w:rPr>
-        <w:t xml:space="preserve">Oversee the Computational Science and Engineering (CS&amp;E) program at the University of Illinois Urbana-Champaign.  </w:t>
-      </w:r>
-      <w:r>
-        <w:rPr>
-          <w:rFonts w:ascii="Times New Roman" w:hAnsi="Times New Roman" w:cs="Times New Roman"/>
-          <w:sz w:val="24"/>
-          <w:szCs w:val="24"/>
-        </w:rPr>
-        <w:t xml:space="preserve">The CS&amp;E program administers two cross-cutting graduate concentrations (on Computational Science &amp; Engineering and Data Science &amp; Engineering) and is available to over </w:t>
-      </w:r>
-      <w:proofErr w:type="gramStart"/>
-      <w:r>
-        <w:rPr>
-          <w:rFonts w:ascii="Times New Roman" w:hAnsi="Times New Roman" w:cs="Times New Roman"/>
-          <w:sz w:val="24"/>
-          <w:szCs w:val="24"/>
-        </w:rPr>
-        <w:t>20 degree</w:t>
-      </w:r>
-      <w:proofErr w:type="gramEnd"/>
-      <w:r>
-        <w:rPr>
-          <w:rFonts w:ascii="Times New Roman" w:hAnsi="Times New Roman" w:cs="Times New Roman"/>
-          <w:sz w:val="24"/>
-          <w:szCs w:val="24"/>
-        </w:rPr>
-        <w:t xml:space="preserve"> programs across the campus.</w:t>
+        <w:t xml:space="preserve">Committee </w:t>
+      </w:r>
+      <w:r>
+        <w:rPr>
+          <w:rFonts w:ascii="Times New Roman" w:hAnsi="Times New Roman" w:cs="Times New Roman"/>
+          <w:b/>
+          <w:bCs/>
+          <w:sz w:val="24"/>
+          <w:szCs w:val="24"/>
+        </w:rPr>
+        <w:t>and Reviewer</w:t>
+      </w:r>
+      <w:r>
+        <w:rPr>
+          <w:rFonts w:ascii="Times New Roman" w:hAnsi="Times New Roman" w:cs="Times New Roman"/>
+          <w:b/>
+          <w:bCs/>
+          <w:sz w:val="24"/>
+          <w:szCs w:val="24"/>
+        </w:rPr>
+        <w:t>:</w:t>
+      </w:r>
+      <w:r>
+        <w:rPr>
+          <w:rFonts w:ascii="Times New Roman" w:hAnsi="Times New Roman" w:cs="Times New Roman"/>
+          <w:b/>
+          <w:bCs/>
+          <w:sz w:val="24"/>
+          <w:szCs w:val="24"/>
+        </w:rPr>
+        <w:t xml:space="preserve"> </w:t>
+      </w:r>
+      <w:r>
+        <w:rPr>
+          <w:rFonts w:ascii="Times New Roman" w:hAnsi="Times New Roman" w:cs="Times New Roman"/>
+          <w:sz w:val="24"/>
+          <w:szCs w:val="24"/>
+        </w:rPr>
+        <w:t>Organizing Committee for International Conference on Spectral and High Order Methods (ICOSAHOM 2023)</w:t>
+      </w:r>
+      <w:r>
+        <w:rPr>
+          <w:rFonts w:ascii="Times New Roman" w:hAnsi="Times New Roman" w:cs="Times New Roman"/>
+          <w:b/>
+          <w:bCs/>
+          <w:sz w:val="24"/>
+          <w:szCs w:val="24"/>
+        </w:rPr>
+        <w:t xml:space="preserve">; </w:t>
+      </w:r>
+      <w:r>
+        <w:rPr>
+          <w:rFonts w:ascii="Times New Roman" w:hAnsi="Times New Roman" w:cs="Times New Roman"/>
+          <w:sz w:val="24"/>
+          <w:szCs w:val="24"/>
+        </w:rPr>
+        <w:t>SC21</w:t>
+      </w:r>
+      <w:r>
+        <w:rPr>
+          <w:rFonts w:ascii="Times New Roman" w:hAnsi="Times New Roman" w:cs="Times New Roman"/>
+          <w:sz w:val="24"/>
+          <w:szCs w:val="24"/>
+        </w:rPr>
+        <w:t xml:space="preserve"> </w:t>
+      </w:r>
+      <w:r>
+        <w:rPr>
+          <w:rFonts w:ascii="Times New Roman" w:hAnsi="Times New Roman" w:cs="Times New Roman"/>
+          <w:sz w:val="24"/>
+          <w:szCs w:val="24"/>
+        </w:rPr>
+        <w:t>W</w:t>
+      </w:r>
+      <w:r>
+        <w:rPr>
+          <w:rFonts w:ascii="Times New Roman" w:hAnsi="Times New Roman" w:cs="Times New Roman"/>
+          <w:sz w:val="24"/>
+          <w:szCs w:val="24"/>
+        </w:rPr>
+        <w:t>orkshop Program Committee</w:t>
+      </w:r>
+      <w:r>
+        <w:rPr>
+          <w:rFonts w:ascii="Times New Roman" w:hAnsi="Times New Roman" w:cs="Times New Roman"/>
+          <w:sz w:val="24"/>
+          <w:szCs w:val="24"/>
+        </w:rPr>
+        <w:t>;</w:t>
+      </w:r>
+      <w:r>
+        <w:rPr>
+          <w:rFonts w:ascii="Times New Roman" w:hAnsi="Times New Roman" w:cs="Times New Roman"/>
+          <w:sz w:val="24"/>
+          <w:szCs w:val="24"/>
+        </w:rPr>
+        <w:t xml:space="preserve"> </w:t>
+      </w:r>
+      <w:r>
+        <w:rPr>
+          <w:rFonts w:ascii="Times New Roman" w:hAnsi="Times New Roman" w:cs="Times New Roman"/>
+          <w:sz w:val="24"/>
+          <w:szCs w:val="24"/>
+        </w:rPr>
+        <w:t>SC18</w:t>
+      </w:r>
+      <w:r>
+        <w:rPr>
+          <w:rFonts w:ascii="Times New Roman" w:hAnsi="Times New Roman" w:cs="Times New Roman"/>
+          <w:sz w:val="24"/>
+          <w:szCs w:val="24"/>
+        </w:rPr>
+        <w:t xml:space="preserve"> &amp;</w:t>
+      </w:r>
+      <w:r>
+        <w:rPr>
+          <w:rFonts w:ascii="Times New Roman" w:hAnsi="Times New Roman" w:cs="Times New Roman"/>
+          <w:sz w:val="24"/>
+          <w:szCs w:val="24"/>
+        </w:rPr>
+        <w:t xml:space="preserve"> SC16</w:t>
+      </w:r>
+      <w:r>
+        <w:rPr>
+          <w:rFonts w:ascii="Times New Roman" w:hAnsi="Times New Roman" w:cs="Times New Roman"/>
+          <w:sz w:val="24"/>
+          <w:szCs w:val="24"/>
+        </w:rPr>
+        <w:t xml:space="preserve"> Technical Paper Review</w:t>
+      </w:r>
+      <w:r>
+        <w:rPr>
+          <w:rFonts w:ascii="Times New Roman" w:hAnsi="Times New Roman" w:cs="Times New Roman"/>
+          <w:sz w:val="24"/>
+          <w:szCs w:val="24"/>
+        </w:rPr>
+        <w:t>.</w:t>
       </w:r>
     </w:p>
     <w:p>
@@ -511,78 +767,144 @@
       </w:pPr>
       <w:r>
         <w:rPr>
-          <w:rFonts w:ascii="Times New Roman" w:hAnsi="Times New Roman" w:cs="Times New Roman"/>
+          <w:rFonts w:ascii="Times New Roman" w:hAnsi="Times New Roman"/>
           <w:b/>
           <w:bCs/>
           <w:sz w:val="24"/>
           <w:szCs w:val="24"/>
         </w:rPr>
-        <w:t xml:space="preserve">Workshop organizer: </w:t>
-      </w:r>
-      <w:r>
-        <w:rPr>
-          <w:rFonts w:ascii="Times New Roman" w:hAnsi="Times New Roman" w:cs="Times New Roman"/>
-          <w:sz w:val="24"/>
-          <w:szCs w:val="24"/>
-        </w:rPr>
-        <w:t xml:space="preserve">Organized the </w:t>
-      </w:r>
-      <w:r>
-        <w:rPr>
-          <w:rFonts w:ascii="Times New Roman" w:hAnsi="Times New Roman" w:cs="Times New Roman"/>
-          <w:sz w:val="24"/>
-          <w:szCs w:val="24"/>
-        </w:rPr>
-        <w:t>NNSA</w:t>
-      </w:r>
-      <w:r>
-        <w:rPr>
-          <w:rFonts w:ascii="Times New Roman" w:hAnsi="Times New Roman" w:cs="Times New Roman"/>
-          <w:sz w:val="24"/>
-          <w:szCs w:val="24"/>
-        </w:rPr>
-        <w:t>-</w:t>
-      </w:r>
-      <w:r>
-        <w:rPr>
-          <w:rFonts w:ascii="Times New Roman" w:hAnsi="Times New Roman" w:cs="Times New Roman"/>
-          <w:sz w:val="24"/>
-          <w:szCs w:val="24"/>
-        </w:rPr>
-        <w:t>University Workshop for Exchanging Simulation Tools</w:t>
-      </w:r>
-      <w:r>
-        <w:rPr>
-          <w:rFonts w:ascii="Times New Roman" w:hAnsi="Times New Roman" w:cs="Times New Roman"/>
-          <w:sz w:val="24"/>
-          <w:szCs w:val="24"/>
-        </w:rPr>
-        <w:t xml:space="preserve"> (NUWEST) in January 2024.  The workshop </w:t>
-      </w:r>
-      <w:r>
-        <w:rPr>
-          <w:rFonts w:ascii="Times New Roman" w:hAnsi="Times New Roman" w:cs="Times New Roman"/>
-          <w:sz w:val="24"/>
-          <w:szCs w:val="24"/>
-        </w:rPr>
-        <w:t xml:space="preserve">showcased tools and technologies </w:t>
-      </w:r>
-      <w:r>
-        <w:rPr>
-          <w:rFonts w:ascii="Times New Roman" w:hAnsi="Times New Roman" w:cs="Times New Roman"/>
-          <w:sz w:val="24"/>
-          <w:szCs w:val="24"/>
-        </w:rPr>
-        <w:t>for facilitating exascale predictive science</w:t>
-      </w:r>
-      <w:r>
-        <w:rPr>
-          <w:rFonts w:ascii="Times New Roman" w:hAnsi="Times New Roman" w:cs="Times New Roman"/>
-          <w:sz w:val="24"/>
-          <w:szCs w:val="24"/>
-        </w:rPr>
-        <w:t>, attracting over 60 attendees (with over 30 from DOE laboratories).</w:t>
-      </w:r>
+        <w:t>Keynote Speaker</w:t>
+      </w:r>
+      <w:r>
+        <w:rPr>
+          <w:rFonts w:ascii="Times New Roman" w:hAnsi="Times New Roman"/>
+          <w:b/>
+          <w:bCs/>
+          <w:sz w:val="24"/>
+          <w:szCs w:val="24"/>
+        </w:rPr>
+        <w:t xml:space="preserve">: </w:t>
+      </w:r>
+      <w:r>
+        <w:rPr>
+          <w:sz w:val="15"/>
+          <w:szCs w:val="15"/>
+        </w:rPr>
+        <w:t> </w:t>
+      </w:r>
+      <w:r>
+        <w:rPr>
+          <w:rFonts w:ascii="Times New Roman" w:hAnsi="Times New Roman"/>
+          <w:color w:val="000000" w:themeColor="text1"/>
+          <w:sz w:val="24"/>
+          <w:szCs w:val="24"/>
+        </w:rPr>
+        <w:t>Fusion</w:t>
+      </w:r>
+      <w:r>
+        <w:rPr>
+          <w:rFonts w:ascii="Times New Roman" w:hAnsi="Times New Roman"/>
+          <w:color w:val="000000" w:themeColor="text1"/>
+          <w:sz w:val="24"/>
+          <w:szCs w:val="24"/>
+        </w:rPr>
+        <w:t xml:space="preserve"> </w:t>
+      </w:r>
+      <w:r>
+        <w:rPr>
+          <w:rFonts w:ascii="Times New Roman" w:eastAsia="Times New Roman" w:hAnsi="Times New Roman" w:cs="Times New Roman"/>
+          <w:color w:val="000000" w:themeColor="text1"/>
+          <w:sz w:val="24"/>
+          <w:szCs w:val="24"/>
+          <w:lang w:eastAsia="ko-KR"/>
+        </w:rPr>
+        <w:t>HPC Workshop</w:t>
+      </w:r>
+      <w:r>
+        <w:rPr>
+          <w:rFonts w:ascii="Times New Roman" w:eastAsia="Times New Roman" w:hAnsi="Times New Roman" w:cs="Times New Roman"/>
+          <w:color w:val="000000" w:themeColor="text1"/>
+          <w:sz w:val="24"/>
+          <w:szCs w:val="24"/>
+          <w:lang w:eastAsia="ko-KR"/>
+        </w:rPr>
+        <w:t xml:space="preserve"> </w:t>
+      </w:r>
+      <w:r>
+        <w:rPr>
+          <w:rFonts w:ascii="Times New Roman" w:hAnsi="Times New Roman"/>
+          <w:color w:val="000000" w:themeColor="text1"/>
+          <w:sz w:val="24"/>
+          <w:szCs w:val="24"/>
+        </w:rPr>
+        <w:t xml:space="preserve">(2026), </w:t>
+      </w:r>
+      <w:proofErr w:type="spellStart"/>
+      <w:r>
+        <w:rPr>
+          <w:rFonts w:ascii="Times New Roman" w:hAnsi="Times New Roman"/>
+          <w:color w:val="000000" w:themeColor="text1"/>
+          <w:sz w:val="24"/>
+          <w:szCs w:val="24"/>
+        </w:rPr>
+        <w:t>ParCFD</w:t>
+      </w:r>
+      <w:proofErr w:type="spellEnd"/>
+      <w:r>
+        <w:rPr>
+          <w:rFonts w:ascii="Times New Roman" w:hAnsi="Times New Roman"/>
+          <w:color w:val="000000" w:themeColor="text1"/>
+          <w:sz w:val="24"/>
+          <w:szCs w:val="24"/>
+        </w:rPr>
+        <w:t xml:space="preserve"> (2023),</w:t>
+      </w:r>
+      <w:r>
+        <w:rPr>
+          <w:rFonts w:ascii="Times New Roman" w:hAnsi="Times New Roman"/>
+          <w:color w:val="000000" w:themeColor="text1"/>
+          <w:sz w:val="24"/>
+          <w:szCs w:val="24"/>
+        </w:rPr>
+        <w:t xml:space="preserve"> ICOSAHOM</w:t>
+      </w:r>
+      <w:r>
+        <w:rPr>
+          <w:rFonts w:ascii="Times New Roman" w:hAnsi="Times New Roman"/>
+          <w:color w:val="000000" w:themeColor="text1"/>
+          <w:sz w:val="24"/>
+          <w:szCs w:val="24"/>
+        </w:rPr>
+        <w:t xml:space="preserve"> (2023)</w:t>
+      </w:r>
+      <w:r>
+        <w:rPr>
+          <w:rFonts w:ascii="Times New Roman" w:hAnsi="Times New Roman"/>
+          <w:color w:val="000000" w:themeColor="text1"/>
+          <w:sz w:val="24"/>
+          <w:szCs w:val="24"/>
+        </w:rPr>
+        <w:t>, NAHOMCON</w:t>
+      </w:r>
+      <w:r>
+        <w:rPr>
+          <w:rFonts w:ascii="Times New Roman" w:hAnsi="Times New Roman"/>
+          <w:color w:val="000000" w:themeColor="text1"/>
+          <w:sz w:val="24"/>
+          <w:szCs w:val="24"/>
+        </w:rPr>
+        <w:t xml:space="preserve"> (2019)</w:t>
+      </w:r>
+    </w:p>
+    <w:p>
+      <w:pPr>
+        <w:spacing w:before="120" w:after="0" w:line="360" w:lineRule="auto"/>
+        <w:rPr>
+          <w:rFonts w:ascii="Times New Roman" w:hAnsi="Times New Roman" w:cs="Times New Roman"/>
+          <w:sz w:val="24"/>
+          <w:szCs w:val="24"/>
+        </w:rPr>
+      </w:pPr>
     </w:p>
     <w:sectPr>
       <w:pgSz w:w="12240" w:h="15840"/>
@@ -1142,6 +1464,34 @@
       <w:u w:val="single"/>
     </w:rPr>
   </w:style>
+  <w:style w:type="paragraph" w:customStyle="1" w:styleId="p1">
+    <w:name w:val="p1"/>
+    <w:basedOn w:val="Normal"/>
+    <w:rsid w:val="00686BBC"/>
+    <w:pPr>
+      <w:spacing w:after="0" w:line="240" w:lineRule="auto"/>
+    </w:pPr>
+    <w:rPr>
+      <w:rFonts w:ascii="Helvetica" w:eastAsia="Times New Roman" w:hAnsi="Helvetica" w:cs="Times New Roman"/>
+      <w:color w:val="000000"/>
+      <w:sz w:val="16"/>
+      <w:szCs w:val="16"/>
+      <w:lang w:eastAsia="ko-KR"/>
+    </w:rPr>
+  </w:style>
+  <w:style w:type="character" w:customStyle="1" w:styleId="s1">
+    <w:name w:val="s1"/>
+    <w:basedOn w:val="DefaultParagraphFont"/>
+    <w:rsid w:val="005047E8"/>
+    <w:rPr>
+      <w:color w:val="000000"/>
+    </w:rPr>
+  </w:style>
+  <w:style w:type="character" w:customStyle="1" w:styleId="apple-converted-space">
+    <w:name w:val="apple-converted-space"/>
+    <w:basedOn w:val="DefaultParagraphFont"/>
+    <w:rsid w:val="005047E8"/>
+  </w:style>
 </w:styles>
 </file>
 

--- a/proposal/synergistic/templates/synergistic_min.docx
+++ b/proposal/synergistic/templates/synergistic_min.docx
@@ -227,7 +227,7 @@
         <w:pStyle w:val="ListParagraph"/>
         <w:numPr>
           <w:ilvl w:val="0"/>
-          <w:numId w:val="1"/>
+          <w:numId w:val="2"/>
         </w:numPr>
         <w:spacing w:before="120" w:after="0" w:line="360" w:lineRule="auto"/>
         <w:ind w:left="360"/>
@@ -270,7 +270,23 @@
           <w:sz w:val="24"/>
           <w:szCs w:val="24"/>
         </w:rPr>
-        <w:t>the spectral element codes for electromagnetics (</w:t>
+        <w:t>the spectral element</w:t>
+      </w:r>
+      <w:r>
+        <w:rPr>
+          <w:rFonts w:ascii="Times New Roman" w:hAnsi="Times New Roman"/>
+          <w:sz w:val="24"/>
+          <w:szCs w:val="24"/>
+        </w:rPr>
+        <w:t xml:space="preserve"> </w:t>
+      </w:r>
+      <w:r>
+        <w:rPr>
+          <w:rFonts w:ascii="Times New Roman" w:hAnsi="Times New Roman"/>
+          <w:sz w:val="24"/>
+          <w:szCs w:val="24"/>
+        </w:rPr>
+        <w:t>codes for electromagnetics (</w:t>
       </w:r>
       <w:proofErr w:type="spellStart"/>
       <w:r>
@@ -288,7 +304,23 @@
           <w:sz w:val="24"/>
           <w:szCs w:val="24"/>
         </w:rPr>
-        <w:t>) and high-order lattice-Boltzmann methods (</w:t>
+        <w:t>) and</w:t>
+      </w:r>
+      <w:r>
+        <w:rPr>
+          <w:rFonts w:ascii="Times New Roman" w:hAnsi="Times New Roman"/>
+          <w:sz w:val="24"/>
+          <w:szCs w:val="24"/>
+        </w:rPr>
+        <w:t xml:space="preserve"> high-order </w:t>
+      </w:r>
+      <w:r>
+        <w:rPr>
+          <w:rFonts w:ascii="Times New Roman" w:hAnsi="Times New Roman"/>
+          <w:sz w:val="24"/>
+          <w:szCs w:val="24"/>
+        </w:rPr>
+        <w:t>lattice-Boltzmann methods (</w:t>
       </w:r>
       <w:proofErr w:type="spellStart"/>
       <w:r>
@@ -322,7 +354,7 @@
           <w:sz w:val="24"/>
           <w:szCs w:val="24"/>
         </w:rPr>
-        <w:t xml:space="preserve"> a contributor for fluid-thermal transport</w:t>
+        <w:t xml:space="preserve"> a contributor for fluid-thermal</w:t>
       </w:r>
       <w:r>
         <w:rPr>
@@ -338,6 +370,22 @@
           <w:sz w:val="24"/>
           <w:szCs w:val="24"/>
         </w:rPr>
+        <w:t>transport</w:t>
+      </w:r>
+      <w:r>
+        <w:rPr>
+          <w:rFonts w:ascii="Times New Roman" w:hAnsi="Times New Roman"/>
+          <w:sz w:val="24"/>
+          <w:szCs w:val="24"/>
+        </w:rPr>
+        <w:t xml:space="preserve"> </w:t>
+      </w:r>
+      <w:r>
+        <w:rPr>
+          <w:rFonts w:ascii="Times New Roman" w:hAnsi="Times New Roman"/>
+          <w:sz w:val="24"/>
+          <w:szCs w:val="24"/>
+        </w:rPr>
         <w:t>(Nek5000/RS).</w:t>
       </w:r>
       <w:r>
@@ -355,15 +403,171 @@
           <w:sz w:val="24"/>
           <w:szCs w:val="24"/>
         </w:rPr>
-        <w:t xml:space="preserve">led the scaling efforts for Nek5000/RS, with problems exceeding two billion spectral elements on DOE’s OLCF and ALCF platforms. </w:t>
-      </w:r>
-      <w:r>
-        <w:rPr>
-          <w:rFonts w:ascii="Times New Roman" w:hAnsi="Times New Roman"/>
-          <w:sz w:val="24"/>
-          <w:szCs w:val="24"/>
-        </w:rPr>
-        <w:t>My software developments have been recognized with 2023 Gordon Bell Finalist and 2023/2022/2016 R&amp;D100 Awards</w:t>
+        <w:t>led the scaling efforts for Nek5000/RS, with problems</w:t>
+      </w:r>
+      <w:r>
+        <w:rPr>
+          <w:rFonts w:ascii="Times New Roman" w:hAnsi="Times New Roman" w:cs="Times New Roman"/>
+          <w:color w:val="000000"/>
+          <w:sz w:val="24"/>
+          <w:szCs w:val="24"/>
+        </w:rPr>
+        <w:t xml:space="preserve"> </w:t>
+      </w:r>
+      <w:r>
+        <w:rPr>
+          <w:rFonts w:ascii="Times New Roman" w:hAnsi="Times New Roman" w:cs="Times New Roman"/>
+          <w:color w:val="000000"/>
+          <w:sz w:val="24"/>
+          <w:szCs w:val="24"/>
+        </w:rPr>
+        <w:t xml:space="preserve">exceeding two billion spectral elements on DOE’s OLCF and ALCF platforms. </w:t>
+      </w:r>
+      <w:r>
+        <w:rPr>
+          <w:rFonts w:ascii="Times New Roman" w:hAnsi="Times New Roman"/>
+          <w:sz w:val="24"/>
+          <w:szCs w:val="24"/>
+        </w:rPr>
+        <w:t>My</w:t>
+      </w:r>
+      <w:r>
+        <w:rPr>
+          <w:rFonts w:ascii="Times New Roman" w:hAnsi="Times New Roman"/>
+          <w:sz w:val="24"/>
+          <w:szCs w:val="24"/>
+        </w:rPr>
+        <w:t xml:space="preserve"> </w:t>
+      </w:r>
+      <w:r>
+        <w:rPr>
+          <w:rFonts w:ascii="Times New Roman" w:hAnsi="Times New Roman"/>
+          <w:sz w:val="24"/>
+          <w:szCs w:val="24"/>
+        </w:rPr>
+        <w:t>software developments have been recognized with 2023 Gordon Bell Finalist and</w:t>
+      </w:r>
+      <w:r>
+        <w:rPr>
+          <w:rFonts w:ascii="Times New Roman" w:hAnsi="Times New Roman"/>
+          <w:sz w:val="24"/>
+          <w:szCs w:val="24"/>
+        </w:rPr>
+        <w:t xml:space="preserve"> </w:t>
+      </w:r>
+      <w:r>
+        <w:rPr>
+          <w:rFonts w:ascii="Times New Roman" w:hAnsi="Times New Roman"/>
+          <w:sz w:val="24"/>
+          <w:szCs w:val="24"/>
+        </w:rPr>
+        <w:t>2023/2022/2016 R&amp;D100 Awards</w:t>
+      </w:r>
+      <w:r>
+        <w:rPr>
+          <w:rFonts w:ascii="Times New Roman" w:hAnsi="Times New Roman"/>
+          <w:sz w:val="24"/>
+          <w:szCs w:val="24"/>
+        </w:rPr>
+        <w:t xml:space="preserve">. </w:t>
+      </w:r>
+      <w:r>
+        <w:rPr>
+          <w:rFonts w:ascii="Times New Roman" w:eastAsia="Times New Roman" w:hAnsi="Times New Roman" w:cs="Times New Roman"/>
+          <w:color w:val="000000"/>
+          <w:sz w:val="24"/>
+          <w:szCs w:val="24"/>
+          <w:lang w:eastAsia="ko-KR"/>
+        </w:rPr>
+        <w:t xml:space="preserve">I am </w:t>
+      </w:r>
+      <w:r>
+        <w:rPr>
+          <w:rFonts w:ascii="Times New Roman" w:hAnsi="Times New Roman"/>
+          <w:sz w:val="24"/>
+          <w:szCs w:val="24"/>
+        </w:rPr>
+        <w:t xml:space="preserve">currently </w:t>
+      </w:r>
+      <w:r>
+        <w:rPr>
+          <w:rFonts w:ascii="Times New Roman" w:eastAsia="Times New Roman" w:hAnsi="Times New Roman" w:cs="Times New Roman"/>
+          <w:color w:val="000000"/>
+          <w:sz w:val="24"/>
+          <w:szCs w:val="24"/>
+          <w:lang w:eastAsia="ko-KR"/>
+        </w:rPr>
+        <w:t>leading a newly formed</w:t>
+      </w:r>
+      <w:r>
+        <w:rPr>
+          <w:rFonts w:ascii="Times New Roman" w:eastAsia="Times New Roman" w:hAnsi="Times New Roman" w:cs="Times New Roman"/>
+          <w:color w:val="000000"/>
+          <w:sz w:val="24"/>
+          <w:szCs w:val="24"/>
+          <w:lang w:eastAsia="ko-KR"/>
+        </w:rPr>
+        <w:t xml:space="preserve"> team including </w:t>
+      </w:r>
+      <w:r>
+        <w:rPr>
+          <w:rFonts w:ascii="Times New Roman" w:eastAsia="Times New Roman" w:hAnsi="Times New Roman" w:cs="Times New Roman"/>
+          <w:color w:val="000000"/>
+          <w:sz w:val="24"/>
+          <w:szCs w:val="24"/>
+          <w:lang w:eastAsia="ko-KR"/>
+        </w:rPr>
+        <w:t>experts in machine learning and nuclear engineering</w:t>
+      </w:r>
+      <w:r>
+        <w:rPr>
+          <w:rFonts w:ascii="Times New Roman" w:hAnsi="Times New Roman"/>
+          <w:sz w:val="24"/>
+          <w:szCs w:val="24"/>
+        </w:rPr>
+        <w:t xml:space="preserve"> with a new research direction by</w:t>
+      </w:r>
+      <w:r>
+        <w:rPr>
+          <w:rFonts w:ascii="Times New Roman" w:hAnsi="Times New Roman"/>
+          <w:sz w:val="24"/>
+          <w:szCs w:val="24"/>
+        </w:rPr>
+        <w:t xml:space="preserve"> i</w:t>
+      </w:r>
+      <w:r>
+        <w:rPr>
+          <w:rFonts w:ascii="Times New Roman" w:hAnsi="Times New Roman" w:cs="Times New Roman"/>
+          <w:sz w:val="24"/>
+          <w:szCs w:val="24"/>
+        </w:rPr>
+        <w:t>ncorporating</w:t>
+      </w:r>
+      <w:r>
+        <w:rPr>
+          <w:rFonts w:ascii="Times New Roman" w:hAnsi="Times New Roman"/>
+          <w:sz w:val="24"/>
+          <w:szCs w:val="24"/>
+        </w:rPr>
+        <w:t xml:space="preserve"> </w:t>
+      </w:r>
+      <w:r>
+        <w:rPr>
+          <w:rFonts w:ascii="Times New Roman" w:eastAsia="Times New Roman" w:hAnsi="Times New Roman" w:cs="Times New Roman"/>
+          <w:color w:val="000000"/>
+          <w:sz w:val="24"/>
+          <w:szCs w:val="24"/>
+          <w:lang w:eastAsia="ko-KR"/>
+        </w:rPr>
+        <w:t>machine learning into exascale scientific computing workflows</w:t>
+      </w:r>
+      <w:r>
+        <w:rPr>
+          <w:rFonts w:ascii="Times New Roman" w:hAnsi="Times New Roman"/>
+          <w:sz w:val="24"/>
+          <w:szCs w:val="24"/>
+        </w:rPr>
+        <w:t>.</w:t>
       </w:r>
     </w:p>
     <w:p>
@@ -371,7 +575,7 @@
         <w:pStyle w:val="ListParagraph"/>
         <w:numPr>
           <w:ilvl w:val="0"/>
-          <w:numId w:val="1"/>
+          <w:numId w:val="2"/>
         </w:numPr>
         <w:spacing w:before="120" w:after="0" w:line="360" w:lineRule="auto"/>
         <w:ind w:left="360"/>
@@ -493,7 +697,7 @@
         <w:pStyle w:val="ListParagraph"/>
         <w:numPr>
           <w:ilvl w:val="0"/>
-          <w:numId w:val="1"/>
+          <w:numId w:val="2"/>
         </w:numPr>
         <w:spacing w:before="120" w:after="0" w:line="360" w:lineRule="auto"/>
         <w:ind w:left="360"/>
@@ -593,7 +797,7 @@
         <w:pStyle w:val="ListParagraph"/>
         <w:numPr>
           <w:ilvl w:val="0"/>
-          <w:numId w:val="1"/>
+          <w:numId w:val="2"/>
         </w:numPr>
         <w:spacing w:before="120" w:after="0" w:line="360" w:lineRule="auto"/>
         <w:ind w:left="360"/>
@@ -667,15 +871,7 @@
           <w:sz w:val="24"/>
           <w:szCs w:val="24"/>
         </w:rPr>
-        <w:t>SC21</w:t>
-      </w:r>
-      <w:r>
-        <w:rPr>
-          <w:rFonts w:ascii="Times New Roman" w:hAnsi="Times New Roman" w:cs="Times New Roman"/>
-          <w:sz w:val="24"/>
-          <w:szCs w:val="24"/>
-        </w:rPr>
-        <w:t xml:space="preserve"> </w:t>
+        <w:t xml:space="preserve">SC21 </w:t>
       </w:r>
       <w:r>
         <w:rPr>
@@ -707,39 +903,7 @@
           <w:sz w:val="24"/>
           <w:szCs w:val="24"/>
         </w:rPr>
-        <w:t xml:space="preserve"> </w:t>
-      </w:r>
-      <w:r>
-        <w:rPr>
-          <w:rFonts w:ascii="Times New Roman" w:hAnsi="Times New Roman" w:cs="Times New Roman"/>
-          <w:sz w:val="24"/>
-          <w:szCs w:val="24"/>
-        </w:rPr>
-        <w:t>SC18</w:t>
-      </w:r>
-      <w:r>
-        <w:rPr>
-          <w:rFonts w:ascii="Times New Roman" w:hAnsi="Times New Roman" w:cs="Times New Roman"/>
-          <w:sz w:val="24"/>
-          <w:szCs w:val="24"/>
-        </w:rPr>
-        <w:t xml:space="preserve"> &amp;</w:t>
-      </w:r>
-      <w:r>
-        <w:rPr>
-          <w:rFonts w:ascii="Times New Roman" w:hAnsi="Times New Roman" w:cs="Times New Roman"/>
-          <w:sz w:val="24"/>
-          <w:szCs w:val="24"/>
-        </w:rPr>
-        <w:t xml:space="preserve"> SC16</w:t>
-      </w:r>
-      <w:r>
-        <w:rPr>
-          <w:rFonts w:ascii="Times New Roman" w:hAnsi="Times New Roman" w:cs="Times New Roman"/>
-          <w:sz w:val="24"/>
-          <w:szCs w:val="24"/>
-        </w:rPr>
-        <w:t xml:space="preserve"> Technical Paper Review</w:t>
+        <w:t xml:space="preserve"> SC18 &amp; SC16 Technical Paper Review</w:t>
       </w:r>
       <w:r>
         <w:rPr>
@@ -755,7 +919,7 @@
         <w:pStyle w:val="ListParagraph"/>
         <w:numPr>
           <w:ilvl w:val="0"/>
-          <w:numId w:val="1"/>
+          <w:numId w:val="2"/>
         </w:numPr>
         <w:spacing w:before="120" w:after="0" w:line="360" w:lineRule="auto"/>
         <w:ind w:left="360"/>
@@ -857,44 +1021,18 @@
           <w:sz w:val="24"/>
           <w:szCs w:val="24"/>
         </w:rPr>
-        <w:t xml:space="preserve"> (2023),</w:t>
-      </w:r>
-      <w:r>
-        <w:rPr>
-          <w:rFonts w:ascii="Times New Roman" w:hAnsi="Times New Roman"/>
-          <w:color w:val="000000" w:themeColor="text1"/>
-          <w:sz w:val="24"/>
-          <w:szCs w:val="24"/>
-        </w:rPr>
-        <w:t xml:space="preserve"> ICOSAHOM</w:t>
-      </w:r>
-      <w:r>
-        <w:rPr>
-          <w:rFonts w:ascii="Times New Roman" w:hAnsi="Times New Roman"/>
-          <w:color w:val="000000" w:themeColor="text1"/>
-          <w:sz w:val="24"/>
-          <w:szCs w:val="24"/>
-        </w:rPr>
-        <w:t xml:space="preserve"> (2023)</w:t>
-      </w:r>
-      <w:r>
-        <w:rPr>
-          <w:rFonts w:ascii="Times New Roman" w:hAnsi="Times New Roman"/>
-          <w:color w:val="000000" w:themeColor="text1"/>
-          <w:sz w:val="24"/>
-          <w:szCs w:val="24"/>
-        </w:rPr>
-        <w:t>, NAHOMCON</w:t>
-      </w:r>
-      <w:r>
-        <w:rPr>
-          <w:rFonts w:ascii="Times New Roman" w:hAnsi="Times New Roman"/>
-          <w:color w:val="000000" w:themeColor="text1"/>
-          <w:sz w:val="24"/>
-          <w:szCs w:val="24"/>
-        </w:rPr>
-        <w:t xml:space="preserve"> (2019)</w:t>
-      </w:r>
+        <w:t xml:space="preserve"> (2023), ICOSAHOM (2023), NAHOMCON (2019)</w:t>
+      </w:r>
+    </w:p>
+    <w:p>
+      <w:pPr>
+        <w:spacing w:before="120" w:after="0" w:line="360" w:lineRule="auto"/>
+        <w:rPr>
+          <w:rFonts w:ascii="Times New Roman" w:hAnsi="Times New Roman" w:cs="Times New Roman"/>
+          <w:sz w:val="24"/>
+          <w:szCs w:val="24"/>
+        </w:rPr>
+      </w:pPr>
     </w:p>
     <w:p>
       <w:pPr>
@@ -1009,8 +1147,194 @@
       </w:pPr>
     </w:lvl>
   </w:abstractNum>
+  <w:abstractNum w:abstractNumId="1" w15:restartNumberingAfterBreak="0">
+    <w:nsid w:val="583A62D3"/>
+    <w:multiLevelType w:val="hybridMultilevel"/>
+    <w:tmpl w:val="6058657A"/>
+    <w:lvl w:ilvl="0" w:tplc="FFFFFFFF">
+      <w:start w:val="1"/>
+      <w:numFmt w:val="decimal"/>
+      <w:lvlText w:val="%1."/>
+      <w:lvlJc w:val="left"/>
+      <w:pPr>
+        <w:ind w:left="720" w:hanging="360"/>
+      </w:pPr>
+      <w:rPr>
+        <w:rFonts w:hint="default"/>
+        <w:b/>
+      </w:rPr>
+    </w:lvl>
+    <w:lvl w:ilvl="1" w:tplc="FFFFFFFF" w:tentative="1">
+      <w:start w:val="1"/>
+      <w:numFmt w:val="lowerLetter"/>
+      <w:lvlText w:val="%2."/>
+      <w:lvlJc w:val="left"/>
+      <w:pPr>
+        <w:ind w:left="1440" w:hanging="360"/>
+      </w:pPr>
+    </w:lvl>
+    <w:lvl w:ilvl="2" w:tplc="FFFFFFFF" w:tentative="1">
+      <w:start w:val="1"/>
+      <w:numFmt w:val="lowerRoman"/>
+      <w:lvlText w:val="%3."/>
+      <w:lvlJc w:val="right"/>
+      <w:pPr>
+        <w:ind w:left="2160" w:hanging="180"/>
+      </w:pPr>
+    </w:lvl>
+    <w:lvl w:ilvl="3" w:tplc="FFFFFFFF" w:tentative="1">
+      <w:start w:val="1"/>
+      <w:numFmt w:val="decimal"/>
+      <w:lvlText w:val="%4."/>
+      <w:lvlJc w:val="left"/>
+      <w:pPr>
+        <w:ind w:left="2880" w:hanging="360"/>
+      </w:pPr>
+    </w:lvl>
+    <w:lvl w:ilvl="4" w:tplc="FFFFFFFF" w:tentative="1">
+      <w:start w:val="1"/>
+      <w:numFmt w:val="lowerLetter"/>
+      <w:lvlText w:val="%5."/>
+      <w:lvlJc w:val="left"/>
+      <w:pPr>
+        <w:ind w:left="3600" w:hanging="360"/>
+      </w:pPr>
+    </w:lvl>
+    <w:lvl w:ilvl="5" w:tplc="FFFFFFFF" w:tentative="1">
+      <w:start w:val="1"/>
+      <w:numFmt w:val="lowerRoman"/>
+      <w:lvlText w:val="%6."/>
+      <w:lvlJc w:val="right"/>
+      <w:pPr>
+        <w:ind w:left="4320" w:hanging="180"/>
+      </w:pPr>
+    </w:lvl>
+    <w:lvl w:ilvl="6" w:tplc="FFFFFFFF" w:tentative="1">
+      <w:start w:val="1"/>
+      <w:numFmt w:val="decimal"/>
+      <w:lvlText w:val="%7."/>
+      <w:lvlJc w:val="left"/>
+      <w:pPr>
+        <w:ind w:left="5040" w:hanging="360"/>
+      </w:pPr>
+    </w:lvl>
+    <w:lvl w:ilvl="7" w:tplc="FFFFFFFF" w:tentative="1">
+      <w:start w:val="1"/>
+      <w:numFmt w:val="lowerLetter"/>
+      <w:lvlText w:val="%8."/>
+      <w:lvlJc w:val="left"/>
+      <w:pPr>
+        <w:ind w:left="5760" w:hanging="360"/>
+      </w:pPr>
+    </w:lvl>
+    <w:lvl w:ilvl="8" w:tplc="FFFFFFFF" w:tentative="1">
+      <w:start w:val="1"/>
+      <w:numFmt w:val="lowerRoman"/>
+      <w:lvlText w:val="%9."/>
+      <w:lvlJc w:val="right"/>
+      <w:pPr>
+        <w:ind w:left="6480" w:hanging="180"/>
+      </w:pPr>
+    </w:lvl>
+  </w:abstractNum>
+  <w:abstractNum w:abstractNumId="2" w15:restartNumberingAfterBreak="0">
+    <w:nsid w:val="7BC7523A"/>
+    <w:multiLevelType w:val="hybridMultilevel"/>
+    <w:tmpl w:val="6058657A"/>
+    <w:lvl w:ilvl="0" w:tplc="8A14ACFA">
+      <w:start w:val="1"/>
+      <w:numFmt w:val="decimal"/>
+      <w:lvlText w:val="%1."/>
+      <w:lvlJc w:val="left"/>
+      <w:pPr>
+        <w:ind w:left="720" w:hanging="360"/>
+      </w:pPr>
+      <w:rPr>
+        <w:rFonts w:hint="default"/>
+        <w:b/>
+      </w:rPr>
+    </w:lvl>
+    <w:lvl w:ilvl="1" w:tplc="04090019" w:tentative="1">
+      <w:start w:val="1"/>
+      <w:numFmt w:val="lowerLetter"/>
+      <w:lvlText w:val="%2."/>
+      <w:lvlJc w:val="left"/>
+      <w:pPr>
+        <w:ind w:left="1440" w:hanging="360"/>
+      </w:pPr>
+    </w:lvl>
+    <w:lvl w:ilvl="2" w:tplc="0409001B" w:tentative="1">
+      <w:start w:val="1"/>
+      <w:numFmt w:val="lowerRoman"/>
+      <w:lvlText w:val="%3."/>
+      <w:lvlJc w:val="right"/>
+      <w:pPr>
+        <w:ind w:left="2160" w:hanging="180"/>
+      </w:pPr>
+    </w:lvl>
+    <w:lvl w:ilvl="3" w:tplc="0409000F" w:tentative="1">
+      <w:start w:val="1"/>
+      <w:numFmt w:val="decimal"/>
+      <w:lvlText w:val="%4."/>
+      <w:lvlJc w:val="left"/>
+      <w:pPr>
+        <w:ind w:left="2880" w:hanging="360"/>
+      </w:pPr>
+    </w:lvl>
+    <w:lvl w:ilvl="4" w:tplc="04090019" w:tentative="1">
+      <w:start w:val="1"/>
+      <w:numFmt w:val="lowerLetter"/>
+      <w:lvlText w:val="%5."/>
+      <w:lvlJc w:val="left"/>
+      <w:pPr>
+        <w:ind w:left="3600" w:hanging="360"/>
+      </w:pPr>
+    </w:lvl>
+    <w:lvl w:ilvl="5" w:tplc="0409001B" w:tentative="1">
+      <w:start w:val="1"/>
+      <w:numFmt w:val="lowerRoman"/>
+      <w:lvlText w:val="%6."/>
+      <w:lvlJc w:val="right"/>
+      <w:pPr>
+        <w:ind w:left="4320" w:hanging="180"/>
+      </w:pPr>
+    </w:lvl>
+    <w:lvl w:ilvl="6" w:tplc="0409000F" w:tentative="1">
+      <w:start w:val="1"/>
+      <w:numFmt w:val="decimal"/>
+      <w:lvlText w:val="%7."/>
+      <w:lvlJc w:val="left"/>
+      <w:pPr>
+        <w:ind w:left="5040" w:hanging="360"/>
+      </w:pPr>
+    </w:lvl>
+    <w:lvl w:ilvl="7" w:tplc="04090019" w:tentative="1">
+      <w:start w:val="1"/>
+      <w:numFmt w:val="lowerLetter"/>
+      <w:lvlText w:val="%8."/>
+      <w:lvlJc w:val="left"/>
+      <w:pPr>
+        <w:ind w:left="5760" w:hanging="360"/>
+      </w:pPr>
+    </w:lvl>
+    <w:lvl w:ilvl="8" w:tplc="0409001B" w:tentative="1">
+      <w:start w:val="1"/>
+      <w:numFmt w:val="lowerRoman"/>
+      <w:lvlText w:val="%9."/>
+      <w:lvlJc w:val="right"/>
+      <w:pPr>
+        <w:ind w:left="6480" w:hanging="180"/>
+      </w:pPr>
+    </w:lvl>
+  </w:abstractNum>
   <w:num w:numId="1" w16cid:durableId="2100447602">
     <w:abstractNumId w:val="0"/>
+  </w:num>
+  <w:num w:numId="2" w16cid:durableId="66342198">
+    <w:abstractNumId w:val="2"/>
+  </w:num>
+  <w:num w:numId="3" w16cid:durableId="2038694337">
+    <w:abstractNumId w:val="1"/>
   </w:num>
 </w:numbering>
 </file>
@@ -1492,6 +1816,21 @@
     <w:basedOn w:val="DefaultParagraphFont"/>
     <w:rsid w:val="005047E8"/>
   </w:style>
+  <w:style w:type="paragraph" w:customStyle="1" w:styleId="p2">
+    <w:name w:val="p2"/>
+    <w:basedOn w:val="Normal"/>
+    <w:rsid w:val="00DC156F"/>
+    <w:pPr>
+      <w:spacing w:after="0" w:line="240" w:lineRule="auto"/>
+    </w:pPr>
+    <w:rPr>
+      <w:rFonts w:ascii="Helvetica" w:eastAsia="Times New Roman" w:hAnsi="Helvetica" w:cs="Times New Roman"/>
+      <w:color w:val="000000"/>
+      <w:sz w:val="15"/>
+      <w:szCs w:val="15"/>
+      <w:lang w:eastAsia="ko-KR"/>
+    </w:rPr>
+  </w:style>
 </w:styles>
 </file>
 
